--- a/assets/Alexa_Sheldon_Resume_2026.docx
+++ b/assets/Alexa_Sheldon_Resume_2026.docx
@@ -84,14 +84,6 @@
           <w:sz w:val="20"/>
           <w:szCs w:val="20"/>
         </w:rPr>
-        <w:t xml:space="preserve"> | 508-308-5340</w:t>
-      </w:r>
-      <w:r>
-        <w:rPr>
-          <w:rFonts w:ascii="Georgia" w:hAnsi="Georgia"/>
-          <w:sz w:val="20"/>
-          <w:szCs w:val="20"/>
-        </w:rPr>
         <w:t xml:space="preserve"> </w:t>
       </w:r>
       <w:r>
@@ -101,14 +93,6 @@
           <w:szCs w:val="20"/>
         </w:rPr>
         <w:tab/>
-      </w:r>
-      <w:r>
-        <w:rPr>
-          <w:rFonts w:ascii="Georgia" w:hAnsi="Georgia"/>
-          <w:sz w:val="20"/>
-          <w:szCs w:val="20"/>
-        </w:rPr>
-        <w:t>1490B Clairmont Place</w:t>
       </w:r>
     </w:p>
     <w:p>
@@ -140,7 +124,6 @@
           <w:szCs w:val="20"/>
         </w:rPr>
         <w:tab/>
-        <w:t>Nashville, TN 37215</w:t>
       </w:r>
     </w:p>
     <w:p>
@@ -993,7 +976,6 @@
           <w:szCs w:val="20"/>
         </w:rPr>
       </w:pPr>
-      <w:proofErr w:type="spellStart"/>
       <w:r>
         <w:rPr>
           <w:rFonts w:ascii="Georgia" w:hAnsi="Georgia"/>
@@ -1002,7 +984,6 @@
         </w:rPr>
         <w:t>SmileDirectClub</w:t>
       </w:r>
-      <w:proofErr w:type="spellEnd"/>
       <w:r>
         <w:rPr>
           <w:rFonts w:ascii="Georgia" w:hAnsi="Georgia"/>
@@ -1408,54 +1389,6 @@
           <w:sz w:val="20"/>
           <w:szCs w:val="20"/>
         </w:rPr>
-        <w:t xml:space="preserve"> |</w:t>
-      </w:r>
-      <w:r>
-        <w:rPr>
-          <w:rFonts w:ascii="Georgia" w:hAnsi="Georgia"/>
-          <w:sz w:val="20"/>
-          <w:szCs w:val="20"/>
-        </w:rPr>
-        <w:t xml:space="preserve"> GPA 3</w:t>
-      </w:r>
-      <w:r>
-        <w:rPr>
-          <w:rFonts w:ascii="Georgia" w:hAnsi="Georgia"/>
-          <w:sz w:val="20"/>
-          <w:szCs w:val="20"/>
-        </w:rPr>
-        <w:t>.</w:t>
-      </w:r>
-      <w:r>
-        <w:rPr>
-          <w:rFonts w:ascii="Georgia" w:hAnsi="Georgia"/>
-          <w:sz w:val="20"/>
-          <w:szCs w:val="20"/>
-        </w:rPr>
-        <w:t>9</w:t>
-      </w:r>
-      <w:r>
-        <w:rPr>
-          <w:rFonts w:ascii="Georgia" w:hAnsi="Georgia"/>
-          <w:sz w:val="20"/>
-          <w:szCs w:val="20"/>
-        </w:rPr>
-        <w:t>0</w:t>
-      </w:r>
-      <w:r>
-        <w:rPr>
-          <w:rFonts w:ascii="Georgia" w:hAnsi="Georgia"/>
-          <w:sz w:val="20"/>
-          <w:szCs w:val="20"/>
-        </w:rPr>
-        <w:t>/4</w:t>
-      </w:r>
-      <w:r>
-        <w:rPr>
-          <w:rFonts w:ascii="Georgia" w:hAnsi="Georgia"/>
-          <w:sz w:val="20"/>
-          <w:szCs w:val="20"/>
-        </w:rPr>
         <w:tab/>
         <w:t>August 2022 – May 2026</w:t>
       </w:r>
@@ -1680,18 +1613,8 @@
           <w:sz w:val="20"/>
           <w:szCs w:val="20"/>
         </w:rPr>
-        <w:t xml:space="preserve">SQL, </w:t>
-      </w:r>
-      <w:proofErr w:type="spellStart"/>
-      <w:r>
-        <w:rPr>
-          <w:rFonts w:ascii="Georgia" w:hAnsi="Georgia"/>
-          <w:sz w:val="20"/>
-          <w:szCs w:val="20"/>
-        </w:rPr>
-        <w:t>OCaml</w:t>
-      </w:r>
-      <w:proofErr w:type="spellEnd"/>
+        <w:t>SQL, OCaml</w:t>
+      </w:r>
       <w:r>
         <w:rPr>
           <w:rFonts w:ascii="Georgia" w:hAnsi="Georgia"/>
@@ -1759,61 +1682,7 @@
           <w:sz w:val="20"/>
           <w:szCs w:val="20"/>
         </w:rPr>
-        <w:t xml:space="preserve">: TensorFlow, </w:t>
-      </w:r>
-      <w:proofErr w:type="spellStart"/>
-      <w:r>
-        <w:rPr>
-          <w:rFonts w:ascii="Georgia" w:hAnsi="Georgia"/>
-          <w:sz w:val="20"/>
-          <w:szCs w:val="20"/>
-        </w:rPr>
-        <w:t>PyTorch</w:t>
-      </w:r>
-      <w:proofErr w:type="spellEnd"/>
-      <w:r>
-        <w:rPr>
-          <w:rFonts w:ascii="Georgia" w:hAnsi="Georgia"/>
-          <w:sz w:val="20"/>
-          <w:szCs w:val="20"/>
-        </w:rPr>
-        <w:t xml:space="preserve">, </w:t>
-      </w:r>
-      <w:proofErr w:type="spellStart"/>
-      <w:r>
-        <w:rPr>
-          <w:rFonts w:ascii="Georgia" w:hAnsi="Georgia"/>
-          <w:sz w:val="20"/>
-          <w:szCs w:val="20"/>
-        </w:rPr>
-        <w:t>Sk</w:t>
-      </w:r>
-      <w:proofErr w:type="spellEnd"/>
-      <w:r>
-        <w:rPr>
-          <w:rFonts w:ascii="Georgia" w:hAnsi="Georgia"/>
-          <w:sz w:val="20"/>
-          <w:szCs w:val="20"/>
-        </w:rPr>
-        <w:t xml:space="preserve">-learn, Pandas, NumPy, Matplotlib, </w:t>
-      </w:r>
-      <w:proofErr w:type="spellStart"/>
-      <w:r>
-        <w:rPr>
-          <w:rFonts w:ascii="Georgia" w:hAnsi="Georgia"/>
-          <w:sz w:val="20"/>
-          <w:szCs w:val="20"/>
-        </w:rPr>
-        <w:t>JupyterNotebook</w:t>
-      </w:r>
-      <w:proofErr w:type="spellEnd"/>
-      <w:r>
-        <w:rPr>
-          <w:rFonts w:ascii="Georgia" w:hAnsi="Georgia"/>
-          <w:sz w:val="20"/>
-          <w:szCs w:val="20"/>
-        </w:rPr>
-        <w:t xml:space="preserve">, MS Power BI, MS SQL Studio, </w:t>
+        <w:t xml:space="preserve">: TensorFlow, PyTorch, Sk-learn, Pandas, NumPy, Matplotlib, JupyterNotebook, MS Power BI, MS SQL Studio, </w:t>
       </w:r>
       <w:r>
         <w:rPr>
